--- a/fra/docx/09.content.docx
+++ b/fra/docx/09.content.docx
@@ -19,7 +19,7 @@
         <w:rPr>
           <w:lang w:val="fr_FR" w:bidi="fr_FR"/>
         </w:rPr>
-        <w:t>Resource: Notes d'étude - Introductions aux livres (Tyndale)</w:t>
+        <w:t>Resource: Tyndale Open Study Notes</w:t>
       </w:r>
       <w:r>
         <w:rPr>
@@ -112,7 +112,7 @@
         <w:rPr>
           <w:lang w:val="fr_FR" w:bidi="fr_FR"/>
         </w:rPr>
-        <w:t>Notes d'étude - Introductions aux livres (Tyndale)</w:t>
+        <w:t>Tyndale Open Study Notes</w:t>
       </w:r>
     </w:p>
     <w:p>

--- a/fra/docx/09.content.docx
+++ b/fra/docx/09.content.docx
@@ -19,7 +19,7 @@
         <w:rPr>
           <w:lang w:val="fr_FR" w:bidi="fr_FR"/>
         </w:rPr>
-        <w:t>Resource: Tyndale Open Study Notes</w:t>
+        <w:t>Resource: Aquifer Open Study Notes (Book Intros)</w:t>
       </w:r>
       <w:r>
         <w:rPr>
@@ -112,7 +112,7 @@
         <w:rPr>
           <w:lang w:val="fr_FR" w:bidi="fr_FR"/>
         </w:rPr>
-        <w:t>Tyndale Open Study Notes</w:t>
+        <w:t>Aquifer Open Study Notes (Book Intros)</w:t>
       </w:r>
     </w:p>
     <w:p>

--- a/fra/docx/09.content.docx
+++ b/fra/docx/09.content.docx
@@ -259,72 +259,48 @@
         </w:rPr>
         <w:t>Moïse avait anticipé que le peuple allait demander un roi pour régner sur eux (</w:t>
       </w:r>
-      <w:hyperlink r:id="rId13">
-        <w:r>
-          <w:rPr>
-            <w:lang w:val="fr_FR" w:bidi="fr_FR"/>
-          </w:rPr>
-          <w:rPr>
-            <w:color w:val="0000EE"/>
-            <w:u w:val="single"/>
-          </w:rPr>
-          <w:t>Dt 17.14–20</w:t>
-        </w:r>
-      </w:hyperlink>
+      <w:r>
+        <w:rPr>
+          <w:lang w:val="fr_FR" w:bidi="fr_FR"/>
+        </w:rPr>
+        <w:t>Dt 17.14–20</w:t>
+      </w:r>
       <w:r>
         <w:rPr>
           <w:lang w:val="fr_FR" w:bidi="fr_FR"/>
         </w:rPr>
         <w:t>). Dieu avait défini les critères à respecter pour choisir un roi (</w:t>
       </w:r>
-      <w:hyperlink r:id="rId14">
-        <w:r>
-          <w:rPr>
-            <w:lang w:val="fr_FR" w:bidi="fr_FR"/>
-          </w:rPr>
-          <w:rPr>
-            <w:color w:val="0000EE"/>
-            <w:u w:val="single"/>
-          </w:rPr>
-          <w:t>Dt 17.15</w:t>
-        </w:r>
-      </w:hyperlink>
+      <w:r>
+        <w:rPr>
+          <w:lang w:val="fr_FR" w:bidi="fr_FR"/>
+        </w:rPr>
+        <w:t>Dt 17.15</w:t>
+      </w:r>
       <w:r>
         <w:rPr>
           <w:lang w:val="fr_FR" w:bidi="fr_FR"/>
         </w:rPr>
         <w:t>), tout en avertissant des dérives possibles liées à la royauté humaine : soif de puissance, multiplication des épouses, recherche de richesses (</w:t>
       </w:r>
-      <w:hyperlink r:id="rId15">
-        <w:r>
-          <w:rPr>
-            <w:lang w:val="fr_FR" w:bidi="fr_FR"/>
-          </w:rPr>
-          <w:rPr>
-            <w:color w:val="0000EE"/>
-            <w:u w:val="single"/>
-          </w:rPr>
-          <w:t>Dt 17.16–17</w:t>
-        </w:r>
-      </w:hyperlink>
+      <w:r>
+        <w:rPr>
+          <w:lang w:val="fr_FR" w:bidi="fr_FR"/>
+        </w:rPr>
+        <w:t>Dt 17.16–17</w:t>
+      </w:r>
       <w:r>
         <w:rPr>
           <w:lang w:val="fr_FR" w:bidi="fr_FR"/>
         </w:rPr>
         <w:t>). Pour contrebalancer ces penchants, chaque roi devait étudier la loi de Dieu (</w:t>
       </w:r>
-      <w:hyperlink r:id="rId16">
-        <w:r>
-          <w:rPr>
-            <w:lang w:val="fr_FR" w:bidi="fr_FR"/>
-          </w:rPr>
-          <w:rPr>
-            <w:color w:val="0000EE"/>
-            <w:u w:val="single"/>
-          </w:rPr>
-          <w:t>Dt 17.18–20</w:t>
-        </w:r>
-      </w:hyperlink>
+      <w:r>
+        <w:rPr>
+          <w:lang w:val="fr_FR" w:bidi="fr_FR"/>
+        </w:rPr>
+        <w:t>Dt 17.18–20</w:t>
+      </w:r>
       <w:r>
         <w:rPr>
           <w:lang w:val="fr_FR" w:bidi="fr_FR"/>
@@ -345,18 +321,12 @@
         </w:rPr>
         <w:t xml:space="preserve">Tout au long de l'époque des juges, les tribus d'Israël manquaient d'unité (voir </w:t>
       </w:r>
-      <w:hyperlink r:id="rId17">
-        <w:r>
-          <w:rPr>
-            <w:lang w:val="fr_FR" w:bidi="fr_FR"/>
-          </w:rPr>
-          <w:rPr>
-            <w:color w:val="0000EE"/>
-            <w:u w:val="single"/>
-          </w:rPr>
-          <w:t>Jg 17–21</w:t>
-        </w:r>
-      </w:hyperlink>
+      <w:r>
+        <w:rPr>
+          <w:lang w:val="fr_FR" w:bidi="fr_FR"/>
+        </w:rPr>
+        <w:t>Jg 17–21</w:t>
+      </w:r>
       <w:r>
         <w:rPr>
           <w:lang w:val="fr_FR" w:bidi="fr_FR"/>
@@ -377,72 +347,48 @@
         </w:rPr>
         <w:t>Gédéon, qui avait exercé sa fonction de juge environ un siècle avant Samuel, agissait déjà comme un roi. Il avait refusé d’établir une dynastie (</w:t>
       </w:r>
-      <w:hyperlink r:id="rId18">
-        <w:r>
-          <w:rPr>
-            <w:lang w:val="fr_FR" w:bidi="fr_FR"/>
-          </w:rPr>
-          <w:rPr>
-            <w:color w:val="0000EE"/>
-            <w:u w:val="single"/>
-          </w:rPr>
-          <w:t>Jg 8.22–23</w:t>
-        </w:r>
-      </w:hyperlink>
+      <w:r>
+        <w:rPr>
+          <w:lang w:val="fr_FR" w:bidi="fr_FR"/>
+        </w:rPr>
+        <w:t>Jg 8.22–23</w:t>
+      </w:r>
       <w:r>
         <w:rPr>
           <w:lang w:val="fr_FR" w:bidi="fr_FR"/>
         </w:rPr>
         <w:t>), mais il se comportait comme un souverain : il avait amassé de l’or pour créer une idole (</w:t>
       </w:r>
-      <w:hyperlink r:id="rId19">
-        <w:r>
-          <w:rPr>
-            <w:lang w:val="fr_FR" w:bidi="fr_FR"/>
-          </w:rPr>
-          <w:rPr>
-            <w:color w:val="0000EE"/>
-            <w:u w:val="single"/>
-          </w:rPr>
-          <w:t>Jg 8.24–27</w:t>
-        </w:r>
-      </w:hyperlink>
+      <w:r>
+        <w:rPr>
+          <w:lang w:val="fr_FR" w:bidi="fr_FR"/>
+        </w:rPr>
+        <w:t>Jg 8.24–27</w:t>
+      </w:r>
       <w:r>
         <w:rPr>
           <w:lang w:val="fr_FR" w:bidi="fr_FR"/>
         </w:rPr>
         <w:t>), pris de nombreuses épouses (</w:t>
       </w:r>
-      <w:hyperlink r:id="rId20">
-        <w:r>
-          <w:rPr>
-            <w:lang w:val="fr_FR" w:bidi="fr_FR"/>
-          </w:rPr>
-          <w:rPr>
-            <w:color w:val="0000EE"/>
-            <w:u w:val="single"/>
-          </w:rPr>
-          <w:t>Jg 8.30</w:t>
-        </w:r>
-      </w:hyperlink>
+      <w:r>
+        <w:rPr>
+          <w:lang w:val="fr_FR" w:bidi="fr_FR"/>
+        </w:rPr>
+        <w:t>Jg 8.30</w:t>
+      </w:r>
       <w:r>
         <w:rPr>
           <w:lang w:val="fr_FR" w:bidi="fr_FR"/>
         </w:rPr>
         <w:t>), et il a même nommé l'un de ses fils Abimélec, ce qui signifie « mon père est roi » (</w:t>
       </w:r>
-      <w:hyperlink r:id="rId21">
-        <w:r>
-          <w:rPr>
-            <w:lang w:val="fr_FR" w:bidi="fr_FR"/>
-          </w:rPr>
-          <w:rPr>
-            <w:color w:val="0000EE"/>
-            <w:u w:val="single"/>
-          </w:rPr>
-          <w:t>Jg 8.31</w:t>
-        </w:r>
-      </w:hyperlink>
+      <w:r>
+        <w:rPr>
+          <w:lang w:val="fr_FR" w:bidi="fr_FR"/>
+        </w:rPr>
+        <w:t>Jg 8.31</w:t>
+      </w:r>
       <w:r>
         <w:rPr>
           <w:lang w:val="fr_FR" w:bidi="fr_FR"/>
@@ -474,144 +420,96 @@
         </w:rPr>
         <w:t xml:space="preserve">Dans les chapitres </w:t>
       </w:r>
-      <w:hyperlink r:id="rId22">
-        <w:r>
-          <w:rPr>
-            <w:lang w:val="fr_FR" w:bidi="fr_FR"/>
-          </w:rPr>
-          <w:rPr>
-            <w:color w:val="0000EE"/>
-            <w:u w:val="single"/>
-          </w:rPr>
-          <w:t xml:space="preserve">1 </w:t>
-        </w:r>
-      </w:hyperlink>
+      <w:r>
+        <w:rPr>
+          <w:lang w:val="fr_FR" w:bidi="fr_FR"/>
+        </w:rPr>
+        <w:t xml:space="preserve">1 </w:t>
+      </w:r>
       <w:r>
         <w:rPr>
           <w:lang w:val="fr_FR" w:bidi="fr_FR"/>
         </w:rPr>
         <w:t xml:space="preserve">à </w:t>
       </w:r>
-      <w:hyperlink r:id="rId22">
-        <w:r>
-          <w:rPr>
-            <w:lang w:val="fr_FR" w:bidi="fr_FR"/>
-          </w:rPr>
-          <w:rPr>
-            <w:color w:val="0000EE"/>
-            <w:u w:val="single"/>
-          </w:rPr>
-          <w:t>7</w:t>
-        </w:r>
-      </w:hyperlink>
+      <w:r>
+        <w:rPr>
+          <w:lang w:val="fr_FR" w:bidi="fr_FR"/>
+        </w:rPr>
+        <w:t>7</w:t>
+      </w:r>
       <w:r>
         <w:rPr>
           <w:lang w:val="fr_FR" w:bidi="fr_FR"/>
         </w:rPr>
         <w:t>, Samuel émerge en tant que juge et prophète de Dieu. Fils d’Anne, une femme pieuse autrefois stérile (</w:t>
       </w:r>
-      <w:hyperlink r:id="rId23">
-        <w:r>
-          <w:rPr>
-            <w:lang w:val="fr_FR" w:bidi="fr_FR"/>
-          </w:rPr>
-          <w:rPr>
-            <w:color w:val="0000EE"/>
-            <w:u w:val="single"/>
-          </w:rPr>
-          <w:t>1.1–23</w:t>
-        </w:r>
-      </w:hyperlink>
+      <w:r>
+        <w:rPr>
+          <w:lang w:val="fr_FR" w:bidi="fr_FR"/>
+        </w:rPr>
+        <w:t>1.1–23</w:t>
+      </w:r>
       <w:r>
         <w:rPr>
           <w:lang w:val="fr_FR" w:bidi="fr_FR"/>
         </w:rPr>
         <w:t>), Samuel, un Lévite, (</w:t>
       </w:r>
-      <w:hyperlink r:id="rId24">
-        <w:r>
-          <w:rPr>
-            <w:lang w:val="fr_FR" w:bidi="fr_FR"/>
-          </w:rPr>
-          <w:rPr>
-            <w:color w:val="0000EE"/>
-            <w:u w:val="single"/>
-          </w:rPr>
-          <w:t>1Ch 6.33–34</w:t>
-        </w:r>
-      </w:hyperlink>
+      <w:r>
+        <w:rPr>
+          <w:lang w:val="fr_FR" w:bidi="fr_FR"/>
+        </w:rPr>
+        <w:t>1Ch 6.33–34</w:t>
+      </w:r>
       <w:r>
         <w:rPr>
           <w:lang w:val="fr_FR" w:bidi="fr_FR"/>
         </w:rPr>
         <w:t>), avait été confié au tabernacle sous la responsabilité d’Éli, le sacrificateur (</w:t>
       </w:r>
-      <w:hyperlink r:id="rId25">
-        <w:r>
-          <w:rPr>
-            <w:lang w:val="fr_FR" w:bidi="fr_FR"/>
-          </w:rPr>
-          <w:rPr>
-            <w:color w:val="0000EE"/>
-            <w:u w:val="single"/>
-          </w:rPr>
-          <w:t>1.24–3.18</w:t>
-        </w:r>
-      </w:hyperlink>
+      <w:r>
+        <w:rPr>
+          <w:lang w:val="fr_FR" w:bidi="fr_FR"/>
+        </w:rPr>
+        <w:t>1.24–3.18</w:t>
+      </w:r>
       <w:r>
         <w:rPr>
           <w:lang w:val="fr_FR" w:bidi="fr_FR"/>
         </w:rPr>
         <w:t>). D’abord formé comme assistant, Samuel était devenu prophète, et sa réputation s’était étendue (</w:t>
       </w:r>
-      <w:hyperlink r:id="rId26">
-        <w:r>
-          <w:rPr>
-            <w:lang w:val="fr_FR" w:bidi="fr_FR"/>
-          </w:rPr>
-          <w:rPr>
-            <w:color w:val="0000EE"/>
-            <w:u w:val="single"/>
-          </w:rPr>
-          <w:t>3.19–4.1a</w:t>
-        </w:r>
-      </w:hyperlink>
+      <w:r>
+        <w:rPr>
+          <w:lang w:val="fr_FR" w:bidi="fr_FR"/>
+        </w:rPr>
+        <w:t>3.19–4.1a</w:t>
+      </w:r>
       <w:r>
         <w:rPr>
           <w:lang w:val="fr_FR" w:bidi="fr_FR"/>
         </w:rPr>
         <w:t>). Absent du récit de la prise de l’arche par les Philistins, sans doute parce qu’il n’agissait pas encore publiquement dans la vie nationale d'Israël (</w:t>
       </w:r>
-      <w:hyperlink r:id="rId27">
-        <w:r>
-          <w:rPr>
-            <w:lang w:val="fr_FR" w:bidi="fr_FR"/>
-          </w:rPr>
-          <w:rPr>
-            <w:color w:val="0000EE"/>
-            <w:u w:val="single"/>
-          </w:rPr>
-          <w:t>4.1–7.2</w:t>
-        </w:r>
-      </w:hyperlink>
+      <w:r>
+        <w:rPr>
+          <w:lang w:val="fr_FR" w:bidi="fr_FR"/>
+        </w:rPr>
+        <w:t>4.1–7.2</w:t>
+      </w:r>
       <w:r>
         <w:rPr>
           <w:lang w:val="fr_FR" w:bidi="fr_FR"/>
         </w:rPr>
         <w:t xml:space="preserve">), il réapparaît au chap. </w:t>
       </w:r>
-      <w:hyperlink r:id="rId28">
-        <w:r>
-          <w:rPr>
-            <w:lang w:val="fr_FR" w:bidi="fr_FR"/>
-          </w:rPr>
-          <w:rPr>
-            <w:color w:val="0000EE"/>
-            <w:u w:val="single"/>
-          </w:rPr>
-          <w:t>7</w:t>
-        </w:r>
-      </w:hyperlink>
+      <w:r>
+        <w:rPr>
+          <w:lang w:val="fr_FR" w:bidi="fr_FR"/>
+        </w:rPr>
+        <w:t>7</w:t>
+      </w:r>
       <w:r>
         <w:rPr>
           <w:lang w:val="fr_FR" w:bidi="fr_FR"/>
@@ -632,72 +530,48 @@
         </w:rPr>
         <w:t>En tant que Lévite, prophète et juge, Samuel exerçait un leadership complet, s'étendant à toutes les sphères de la vie publique. Pourtant, ses fils ne se sont pas montrés dignes de lui succéder (</w:t>
       </w:r>
-      <w:hyperlink r:id="rId29">
-        <w:r>
-          <w:rPr>
-            <w:lang w:val="fr_FR" w:bidi="fr_FR"/>
-          </w:rPr>
-          <w:rPr>
-            <w:color w:val="0000EE"/>
-            <w:u w:val="single"/>
-          </w:rPr>
-          <w:t>8.1–3</w:t>
-        </w:r>
-      </w:hyperlink>
+      <w:r>
+        <w:rPr>
+          <w:lang w:val="fr_FR" w:bidi="fr_FR"/>
+        </w:rPr>
+        <w:t>8.1–3</w:t>
+      </w:r>
       <w:r>
         <w:rPr>
           <w:lang w:val="fr_FR" w:bidi="fr_FR"/>
         </w:rPr>
         <w:t>). Le peuple a alors demandé un roi pour les diriger, comme les autres nations. Samuel s’y est opposé (</w:t>
       </w:r>
-      <w:hyperlink r:id="rId30">
-        <w:r>
-          <w:rPr>
-            <w:lang w:val="fr_FR" w:bidi="fr_FR"/>
-          </w:rPr>
-          <w:rPr>
-            <w:color w:val="0000EE"/>
-            <w:u w:val="single"/>
-          </w:rPr>
-          <w:t>8.10–21</w:t>
-        </w:r>
-      </w:hyperlink>
+      <w:r>
+        <w:rPr>
+          <w:lang w:val="fr_FR" w:bidi="fr_FR"/>
+        </w:rPr>
+        <w:t>8.10–21</w:t>
+      </w:r>
       <w:r>
         <w:rPr>
           <w:lang w:val="fr_FR" w:bidi="fr_FR"/>
         </w:rPr>
         <w:t xml:space="preserve">), mais l’Éternel lui a ordonné d’oindre Saül (chap. </w:t>
       </w:r>
-      <w:hyperlink r:id="rId31">
-        <w:r>
-          <w:rPr>
-            <w:lang w:val="fr_FR" w:bidi="fr_FR"/>
-          </w:rPr>
-          <w:rPr>
-            <w:color w:val="0000EE"/>
-            <w:u w:val="single"/>
-          </w:rPr>
-          <w:t>9–10</w:t>
-        </w:r>
-      </w:hyperlink>
+      <w:r>
+        <w:rPr>
+          <w:lang w:val="fr_FR" w:bidi="fr_FR"/>
+        </w:rPr>
+        <w:t>9–10</w:t>
+      </w:r>
       <w:r>
         <w:rPr>
           <w:lang w:val="fr_FR" w:bidi="fr_FR"/>
         </w:rPr>
         <w:t xml:space="preserve">). Dans son discours d’adieu (chap. </w:t>
       </w:r>
-      <w:hyperlink r:id="rId32">
-        <w:r>
-          <w:rPr>
-            <w:lang w:val="fr_FR" w:bidi="fr_FR"/>
-          </w:rPr>
-          <w:rPr>
-            <w:color w:val="0000EE"/>
-            <w:u w:val="single"/>
-          </w:rPr>
-          <w:t>12</w:t>
-        </w:r>
-      </w:hyperlink>
+      <w:r>
+        <w:rPr>
+          <w:lang w:val="fr_FR" w:bidi="fr_FR"/>
+        </w:rPr>
+        <w:t>12</w:t>
+      </w:r>
       <w:r>
         <w:rPr>
           <w:lang w:val="fr_FR" w:bidi="fr_FR"/>
@@ -718,132 +592,84 @@
         </w:rPr>
         <w:t xml:space="preserve">Au début, Saül était un bon roi. Il a vaincu les Ammonites voisins et sauvé la ville de Jabès en Galaad de la destruction (chap. </w:t>
       </w:r>
-      <w:hyperlink r:id="rId33">
-        <w:r>
-          <w:rPr>
-            <w:lang w:val="fr_FR" w:bidi="fr_FR"/>
-          </w:rPr>
-          <w:rPr>
-            <w:color w:val="0000EE"/>
-            <w:u w:val="single"/>
-          </w:rPr>
-          <w:t>11</w:t>
-        </w:r>
-      </w:hyperlink>
+      <w:r>
+        <w:rPr>
+          <w:lang w:val="fr_FR" w:bidi="fr_FR"/>
+        </w:rPr>
+        <w:t>11</w:t>
+      </w:r>
       <w:r>
         <w:rPr>
           <w:lang w:val="fr_FR" w:bidi="fr_FR"/>
         </w:rPr>
         <w:t xml:space="preserve">). Mais il a ensuite révélé son inaptitude à gouverner selon les directives divines (chap. </w:t>
       </w:r>
-      <w:hyperlink r:id="rId34">
-        <w:r>
-          <w:rPr>
-            <w:lang w:val="fr_FR" w:bidi="fr_FR"/>
-          </w:rPr>
-          <w:rPr>
-            <w:color w:val="0000EE"/>
-            <w:u w:val="single"/>
-          </w:rPr>
-          <w:t>13</w:t>
-        </w:r>
-      </w:hyperlink>
+      <w:r>
+        <w:rPr>
+          <w:lang w:val="fr_FR" w:bidi="fr_FR"/>
+        </w:rPr>
+        <w:t>13</w:t>
+      </w:r>
       <w:r>
         <w:rPr>
           <w:lang w:val="fr_FR" w:bidi="fr_FR"/>
         </w:rPr>
         <w:t xml:space="preserve">, </w:t>
       </w:r>
-      <w:hyperlink r:id="rId35">
-        <w:r>
-          <w:rPr>
-            <w:lang w:val="fr_FR" w:bidi="fr_FR"/>
-          </w:rPr>
-          <w:rPr>
-            <w:color w:val="0000EE"/>
-            <w:u w:val="single"/>
-          </w:rPr>
-          <w:t>15</w:t>
-        </w:r>
-      </w:hyperlink>
+      <w:r>
+        <w:rPr>
+          <w:lang w:val="fr_FR" w:bidi="fr_FR"/>
+        </w:rPr>
+        <w:t>15</w:t>
+      </w:r>
       <w:r>
         <w:rPr>
           <w:lang w:val="fr_FR" w:bidi="fr_FR"/>
         </w:rPr>
         <w:t>). En revanche, son fils Jonathan semblait un successeur de Saül idéal (</w:t>
       </w:r>
-      <w:hyperlink r:id="rId36">
-        <w:r>
-          <w:rPr>
-            <w:lang w:val="fr_FR" w:bidi="fr_FR"/>
-          </w:rPr>
-          <w:rPr>
-            <w:color w:val="0000EE"/>
-            <w:u w:val="single"/>
-          </w:rPr>
-          <w:t>14.1–52</w:t>
-        </w:r>
-      </w:hyperlink>
+      <w:r>
+        <w:rPr>
+          <w:lang w:val="fr_FR" w:bidi="fr_FR"/>
+        </w:rPr>
+        <w:t>14.1–52</w:t>
+      </w:r>
       <w:r>
         <w:rPr>
           <w:lang w:val="fr_FR" w:bidi="fr_FR"/>
         </w:rPr>
         <w:t xml:space="preserve">). Toutefois, Dieu avait un autre plan (chap. </w:t>
       </w:r>
-      <w:hyperlink r:id="rId37">
-        <w:r>
-          <w:rPr>
-            <w:lang w:val="fr_FR" w:bidi="fr_FR"/>
-          </w:rPr>
-          <w:rPr>
-            <w:color w:val="0000EE"/>
-            <w:u w:val="single"/>
-          </w:rPr>
-          <w:t>16</w:t>
-        </w:r>
-      </w:hyperlink>
-      <w:hyperlink r:id="rId38">
-        <w:r>
-          <w:rPr>
-            <w:lang w:val="fr_FR" w:bidi="fr_FR"/>
-          </w:rPr>
-          <w:rPr>
-            <w:color w:val="0000EE"/>
-            <w:u w:val="single"/>
-          </w:rPr>
-          <w:t>–</w:t>
-        </w:r>
-      </w:hyperlink>
-      <w:hyperlink r:id="rId37">
-        <w:r>
-          <w:rPr>
-            <w:lang w:val="fr_FR" w:bidi="fr_FR"/>
-          </w:rPr>
-          <w:rPr>
-            <w:color w:val="0000EE"/>
-            <w:u w:val="single"/>
-          </w:rPr>
-          <w:t>31</w:t>
-        </w:r>
-      </w:hyperlink>
+      <w:r>
+        <w:rPr>
+          <w:lang w:val="fr_FR" w:bidi="fr_FR"/>
+        </w:rPr>
+        <w:t>16</w:t>
+      </w:r>
+      <w:r>
+        <w:rPr>
+          <w:lang w:val="fr_FR" w:bidi="fr_FR"/>
+        </w:rPr>
+        <w:t>–</w:t>
+      </w:r>
+      <w:r>
+        <w:rPr>
+          <w:lang w:val="fr_FR" w:bidi="fr_FR"/>
+        </w:rPr>
+        <w:t>31</w:t>
+      </w:r>
       <w:r>
         <w:rPr>
           <w:lang w:val="fr_FR" w:bidi="fr_FR"/>
         </w:rPr>
         <w:t>). Dieu a ainsi ordonné à Samuel d’oindre secrètement David, alors que Saül régnait encore (</w:t>
       </w:r>
-      <w:hyperlink r:id="rId39">
-        <w:r>
-          <w:rPr>
-            <w:lang w:val="fr_FR" w:bidi="fr_FR"/>
-          </w:rPr>
-          <w:rPr>
-            <w:color w:val="0000EE"/>
-            <w:u w:val="single"/>
-          </w:rPr>
-          <w:t>16.1–13</w:t>
-        </w:r>
-      </w:hyperlink>
+      <w:r>
+        <w:rPr>
+          <w:lang w:val="fr_FR" w:bidi="fr_FR"/>
+        </w:rPr>
+        <w:t>16.1–13</w:t>
+      </w:r>
       <w:r>
         <w:rPr>
           <w:lang w:val="fr_FR" w:bidi="fr_FR"/>
@@ -864,108 +690,72 @@
         </w:rPr>
         <w:t>Au début, la relation entre Saül et David était bonne, en partie grâce aux dons musicaux de David (</w:t>
       </w:r>
-      <w:hyperlink r:id="rId40">
-        <w:r>
-          <w:rPr>
-            <w:lang w:val="fr_FR" w:bidi="fr_FR"/>
-          </w:rPr>
-          <w:rPr>
-            <w:color w:val="0000EE"/>
-            <w:u w:val="single"/>
-          </w:rPr>
-          <w:t>16.14–23</w:t>
-        </w:r>
-      </w:hyperlink>
+      <w:r>
+        <w:rPr>
+          <w:lang w:val="fr_FR" w:bidi="fr_FR"/>
+        </w:rPr>
+        <w:t>16.14–23</w:t>
+      </w:r>
       <w:r>
         <w:rPr>
           <w:lang w:val="fr_FR" w:bidi="fr_FR"/>
         </w:rPr>
         <w:t>). Mais après la victoire de David contre Goliath (</w:t>
       </w:r>
-      <w:hyperlink r:id="rId41">
-        <w:r>
-          <w:rPr>
-            <w:lang w:val="fr_FR" w:bidi="fr_FR"/>
-          </w:rPr>
-          <w:rPr>
-            <w:color w:val="0000EE"/>
-            <w:u w:val="single"/>
-          </w:rPr>
-          <w:t>17.1–58</w:t>
-        </w:r>
-      </w:hyperlink>
+      <w:r>
+        <w:rPr>
+          <w:lang w:val="fr_FR" w:bidi="fr_FR"/>
+        </w:rPr>
+        <w:t>17.1–58</w:t>
+      </w:r>
       <w:r>
         <w:rPr>
           <w:lang w:val="fr_FR" w:bidi="fr_FR"/>
         </w:rPr>
         <w:t>) la jalousie de Saül a repris le dessus (</w:t>
       </w:r>
-      <w:hyperlink r:id="rId42">
-        <w:r>
-          <w:rPr>
-            <w:lang w:val="fr_FR" w:bidi="fr_FR"/>
-          </w:rPr>
-          <w:rPr>
-            <w:color w:val="0000EE"/>
-            <w:u w:val="single"/>
-          </w:rPr>
-          <w:t>18.6–16</w:t>
-        </w:r>
-      </w:hyperlink>
+      <w:r>
+        <w:rPr>
+          <w:lang w:val="fr_FR" w:bidi="fr_FR"/>
+        </w:rPr>
+        <w:t>18.6–16</w:t>
+      </w:r>
       <w:r>
         <w:rPr>
           <w:lang w:val="fr_FR" w:bidi="fr_FR"/>
         </w:rPr>
         <w:t>). Saül a tenté d’éliminer David en le mariant à sa fille (</w:t>
       </w:r>
-      <w:hyperlink r:id="rId43">
-        <w:r>
-          <w:rPr>
-            <w:lang w:val="fr_FR" w:bidi="fr_FR"/>
-          </w:rPr>
-          <w:rPr>
-            <w:color w:val="0000EE"/>
-            <w:u w:val="single"/>
-          </w:rPr>
-          <w:t>18.17–29</w:t>
-        </w:r>
-      </w:hyperlink>
+      <w:r>
+        <w:rPr>
+          <w:lang w:val="fr_FR" w:bidi="fr_FR"/>
+        </w:rPr>
+        <w:t>18.17–29</w:t>
+      </w:r>
       <w:r>
         <w:rPr>
           <w:lang w:val="fr_FR" w:bidi="fr_FR"/>
         </w:rPr>
         <w:t>), en l'attaquant pour essayer de le tuer (</w:t>
       </w:r>
-      <w:hyperlink r:id="rId44">
-        <w:r>
-          <w:rPr>
-            <w:lang w:val="fr_FR" w:bidi="fr_FR"/>
-          </w:rPr>
-          <w:rPr>
-            <w:color w:val="0000EE"/>
-            <w:u w:val="single"/>
-          </w:rPr>
-          <w:t>19.1–10</w:t>
-        </w:r>
-      </w:hyperlink>
+      <w:r>
+        <w:rPr>
+          <w:lang w:val="fr_FR" w:bidi="fr_FR"/>
+        </w:rPr>
+        <w:t>19.1–10</w:t>
+      </w:r>
       <w:r>
         <w:rPr>
           <w:lang w:val="fr_FR" w:bidi="fr_FR"/>
         </w:rPr>
         <w:t xml:space="preserve">) et en exécutant ceux qui l’avaient aidé (chap. </w:t>
       </w:r>
-      <w:hyperlink r:id="rId45">
-        <w:r>
-          <w:rPr>
-            <w:lang w:val="fr_FR" w:bidi="fr_FR"/>
-          </w:rPr>
-          <w:rPr>
-            <w:color w:val="0000EE"/>
-            <w:u w:val="single"/>
-          </w:rPr>
-          <w:t>21–22</w:t>
-        </w:r>
-      </w:hyperlink>
+      <w:r>
+        <w:rPr>
+          <w:lang w:val="fr_FR" w:bidi="fr_FR"/>
+        </w:rPr>
+        <w:t>21–22</w:t>
+      </w:r>
       <w:r>
         <w:rPr>
           <w:lang w:val="fr_FR" w:bidi="fr_FR"/>
@@ -986,36 +776,24 @@
         </w:rPr>
         <w:t>Saül et Jonathan sont tous deux morts au combat contre les Philistins (</w:t>
       </w:r>
-      <w:hyperlink r:id="rId46">
-        <w:r>
-          <w:rPr>
-            <w:lang w:val="fr_FR" w:bidi="fr_FR"/>
-          </w:rPr>
-          <w:rPr>
-            <w:color w:val="0000EE"/>
-            <w:u w:val="single"/>
-          </w:rPr>
-          <w:t>31.1–6</w:t>
-        </w:r>
-      </w:hyperlink>
+      <w:r>
+        <w:rPr>
+          <w:lang w:val="fr_FR" w:bidi="fr_FR"/>
+        </w:rPr>
+        <w:t>31.1–6</w:t>
+      </w:r>
       <w:r>
         <w:rPr>
           <w:lang w:val="fr_FR" w:bidi="fr_FR"/>
         </w:rPr>
         <w:t xml:space="preserve">), ouvrant la voie au règne de David, qui a débuté dans un contexte encore conflictuel (voir </w:t>
       </w:r>
-      <w:hyperlink r:id="rId47">
-        <w:r>
-          <w:rPr>
-            <w:lang w:val="fr_FR" w:bidi="fr_FR"/>
-          </w:rPr>
-          <w:rPr>
-            <w:color w:val="0000EE"/>
-            <w:u w:val="single"/>
-          </w:rPr>
-          <w:t>2S 1.1–5.5</w:t>
-        </w:r>
-      </w:hyperlink>
+      <w:r>
+        <w:rPr>
+          <w:lang w:val="fr_FR" w:bidi="fr_FR"/>
+        </w:rPr>
+        <w:t>2S 1.1–5.5</w:t>
+      </w:r>
       <w:r>
         <w:rPr>
           <w:lang w:val="fr_FR" w:bidi="fr_FR"/>
@@ -1047,18 +825,12 @@
         </w:rPr>
         <w:t xml:space="preserve">Le titre « Samuel » provient du rôle important que Samuel a joué dans la transition d'Israël vers une monarchie, et non de la paternité du livre. Il a peut-être rédigé certaines parties de 1 Samuel, mais il n'est pas possible qu'il ait été l’auteur d’une partie de 2 Samuel, puisque sa mort est mentionnée dans </w:t>
       </w:r>
-      <w:hyperlink r:id="rId48">
-        <w:r>
-          <w:rPr>
-            <w:lang w:val="fr_FR" w:bidi="fr_FR"/>
-          </w:rPr>
-          <w:rPr>
-            <w:color w:val="0000EE"/>
-            <w:u w:val="single"/>
-          </w:rPr>
-          <w:t>1S 25.1</w:t>
-        </w:r>
-      </w:hyperlink>
+      <w:r>
+        <w:rPr>
+          <w:lang w:val="fr_FR" w:bidi="fr_FR"/>
+        </w:rPr>
+        <w:t>1S 25.1</w:t>
+      </w:r>
       <w:r>
         <w:rPr>
           <w:lang w:val="fr_FR" w:bidi="fr_FR"/>
@@ -1104,18 +876,12 @@
         </w:rPr>
         <w:t xml:space="preserve">Certains spécialistes estiment que 1–2 Samuel (ainsi que 1–2 Rois, également un seul livre à l’origine) ont été constitués à partir de plusieurs sources pendant ou après l’exil à Babylone (586–538 av. J.-C.). Plusieurs sources ont probablement été utilisées pour rédiger 1–2 Samuel (par ex., </w:t>
       </w:r>
-      <w:hyperlink r:id="rId49">
-        <w:r>
-          <w:rPr>
-            <w:lang w:val="fr_FR" w:bidi="fr_FR"/>
-          </w:rPr>
-          <w:rPr>
-            <w:color w:val="0000EE"/>
-            <w:u w:val="single"/>
-          </w:rPr>
-          <w:t xml:space="preserve">1Ch 29.29 </w:t>
-        </w:r>
-      </w:hyperlink>
+      <w:r>
+        <w:rPr>
+          <w:lang w:val="fr_FR" w:bidi="fr_FR"/>
+        </w:rPr>
+        <w:t xml:space="preserve">1Ch 29.29 </w:t>
+      </w:r>
       <w:r>
         <w:rPr>
           <w:lang w:val="fr_FR" w:bidi="fr_FR"/>
@@ -1198,72 +964,48 @@
         </w:rPr>
         <w:t xml:space="preserve">L’accent sur la royauté dans 1 Samuel apparaît dès la prière d’Anne (voir </w:t>
       </w:r>
-      <w:hyperlink r:id="rId50">
-        <w:r>
-          <w:rPr>
-            <w:lang w:val="fr_FR" w:bidi="fr_FR"/>
-          </w:rPr>
-          <w:rPr>
-            <w:color w:val="0000EE"/>
-            <w:u w:val="single"/>
-          </w:rPr>
-          <w:t>2.10</w:t>
-        </w:r>
-      </w:hyperlink>
+      <w:r>
+        <w:rPr>
+          <w:lang w:val="fr_FR" w:bidi="fr_FR"/>
+        </w:rPr>
+        <w:t>2.10</w:t>
+      </w:r>
       <w:r>
         <w:rPr>
           <w:lang w:val="fr_FR" w:bidi="fr_FR"/>
         </w:rPr>
         <w:t>). L’idée qu’Israël allait avoir un roi remontait à la promesse faite par Dieu à Abraham et Sara (</w:t>
       </w:r>
-      <w:hyperlink r:id="rId51">
-        <w:r>
-          <w:rPr>
-            <w:lang w:val="fr_FR" w:bidi="fr_FR"/>
-          </w:rPr>
-          <w:rPr>
-            <w:color w:val="0000EE"/>
-            <w:u w:val="single"/>
-          </w:rPr>
-          <w:t>Gn 17.6</w:t>
-        </w:r>
-      </w:hyperlink>
+      <w:r>
+        <w:rPr>
+          <w:lang w:val="fr_FR" w:bidi="fr_FR"/>
+        </w:rPr>
+        <w:t>Gn 17.6</w:t>
+      </w:r>
       <w:r>
         <w:rPr>
           <w:lang w:val="fr_FR" w:bidi="fr_FR"/>
         </w:rPr>
         <w:t xml:space="preserve">, </w:t>
       </w:r>
-      <w:hyperlink r:id="rId52">
-        <w:r>
-          <w:rPr>
-            <w:lang w:val="fr_FR" w:bidi="fr_FR"/>
-          </w:rPr>
-          <w:rPr>
-            <w:color w:val="0000EE"/>
-            <w:u w:val="single"/>
-          </w:rPr>
-          <w:t>16</w:t>
-        </w:r>
-      </w:hyperlink>
+      <w:r>
+        <w:rPr>
+          <w:lang w:val="fr_FR" w:bidi="fr_FR"/>
+        </w:rPr>
+        <w:t>16</w:t>
+      </w:r>
       <w:r>
         <w:rPr>
           <w:lang w:val="fr_FR" w:bidi="fr_FR"/>
         </w:rPr>
         <w:t xml:space="preserve">). Dieu n’a ni exigé ni interdit la monarchie, mais il a précisé les excès que les rois d’Israël devraient éviter (voir </w:t>
       </w:r>
-      <w:hyperlink r:id="rId13">
-        <w:r>
-          <w:rPr>
-            <w:lang w:val="fr_FR" w:bidi="fr_FR"/>
-          </w:rPr>
-          <w:rPr>
-            <w:color w:val="0000EE"/>
-            <w:u w:val="single"/>
-          </w:rPr>
-          <w:t>Dt 17.14–20</w:t>
-        </w:r>
-      </w:hyperlink>
+      <w:r>
+        <w:rPr>
+          <w:lang w:val="fr_FR" w:bidi="fr_FR"/>
+        </w:rPr>
+        <w:t>Dt 17.14–20</w:t>
+      </w:r>
       <w:r>
         <w:rPr>
           <w:lang w:val="fr_FR" w:bidi="fr_FR"/>
@@ -1284,42 +1026,24 @@
         </w:rPr>
         <w:t xml:space="preserve">Durant la période des juges, Israël s’est profondément détérioré, aussi bien spirituellement que politiquement. Cette déchéance a atteint son paroxysme dans </w:t>
       </w:r>
-      <w:hyperlink r:id="rId17">
-        <w:r>
-          <w:rPr>
-            <w:lang w:val="fr_FR" w:bidi="fr_FR"/>
-          </w:rPr>
-          <w:rPr>
-            <w:color w:val="0000EE"/>
-            <w:u w:val="single"/>
-          </w:rPr>
-          <w:t>Jg 17</w:t>
-        </w:r>
-      </w:hyperlink>
-      <w:hyperlink r:id="rId38">
-        <w:r>
-          <w:rPr>
-            <w:lang w:val="fr_FR" w:bidi="fr_FR"/>
-          </w:rPr>
-          <w:rPr>
-            <w:color w:val="0000EE"/>
-            <w:u w:val="single"/>
-          </w:rPr>
-          <w:t>–</w:t>
-        </w:r>
-      </w:hyperlink>
-      <w:hyperlink r:id="rId17">
-        <w:r>
-          <w:rPr>
-            <w:lang w:val="fr_FR" w:bidi="fr_FR"/>
-          </w:rPr>
-          <w:rPr>
-            <w:color w:val="0000EE"/>
-            <w:u w:val="single"/>
-          </w:rPr>
-          <w:t>21</w:t>
-        </w:r>
-      </w:hyperlink>
+      <w:r>
+        <w:rPr>
+          <w:lang w:val="fr_FR" w:bidi="fr_FR"/>
+        </w:rPr>
+        <w:t>Jg 17</w:t>
+      </w:r>
+      <w:r>
+        <w:rPr>
+          <w:lang w:val="fr_FR" w:bidi="fr_FR"/>
+        </w:rPr>
+        <w:t>–</w:t>
+      </w:r>
+      <w:r>
+        <w:rPr>
+          <w:lang w:val="fr_FR" w:bidi="fr_FR"/>
+        </w:rPr>
+        <w:t>21</w:t>
+      </w:r>
       <w:r>
         <w:rPr>
           <w:lang w:val="fr_FR" w:bidi="fr_FR"/>
@@ -1340,90 +1064,60 @@
         </w:rPr>
         <w:t>Si le roi devait administrer l’alliance (</w:t>
       </w:r>
-      <w:hyperlink r:id="rId16">
-        <w:r>
-          <w:rPr>
-            <w:lang w:val="fr_FR" w:bidi="fr_FR"/>
-          </w:rPr>
-          <w:rPr>
-            <w:color w:val="0000EE"/>
-            <w:u w:val="single"/>
-          </w:rPr>
-          <w:t>Dt 17.18–20</w:t>
-        </w:r>
-      </w:hyperlink>
+      <w:r>
+        <w:rPr>
+          <w:lang w:val="fr_FR" w:bidi="fr_FR"/>
+        </w:rPr>
+        <w:t>Dt 17.18–20</w:t>
+      </w:r>
       <w:r>
         <w:rPr>
           <w:lang w:val="fr_FR" w:bidi="fr_FR"/>
         </w:rPr>
         <w:t>), le rôle du prophète consistait à en interpréter les clauses. C’est pourquoi le prophète Samuel a défendu avec zèle son autorité divine sur la royauté. Il a non seulement oint les deux premiers rois d’Israël (</w:t>
       </w:r>
-      <w:hyperlink r:id="rId53">
-        <w:r>
-          <w:rPr>
-            <w:lang w:val="fr_FR" w:bidi="fr_FR"/>
-          </w:rPr>
-          <w:rPr>
-            <w:color w:val="0000EE"/>
-            <w:u w:val="single"/>
-          </w:rPr>
-          <w:t xml:space="preserve">1S 10.1 </w:t>
-        </w:r>
-      </w:hyperlink>
+      <w:r>
+        <w:rPr>
+          <w:lang w:val="fr_FR" w:bidi="fr_FR"/>
+        </w:rPr>
+        <w:t xml:space="preserve">1S 10.1 </w:t>
+      </w:r>
       <w:r>
         <w:rPr>
           <w:lang w:val="fr_FR" w:bidi="fr_FR"/>
         </w:rPr>
         <w:t xml:space="preserve">; </w:t>
       </w:r>
-      <w:hyperlink r:id="rId54">
-        <w:r>
-          <w:rPr>
-            <w:lang w:val="fr_FR" w:bidi="fr_FR"/>
-          </w:rPr>
-          <w:rPr>
-            <w:color w:val="0000EE"/>
-            <w:u w:val="single"/>
-          </w:rPr>
-          <w:t>16.13</w:t>
-        </w:r>
-      </w:hyperlink>
+      <w:r>
+        <w:rPr>
+          <w:lang w:val="fr_FR" w:bidi="fr_FR"/>
+        </w:rPr>
+        <w:t>16.13</w:t>
+      </w:r>
       <w:r>
         <w:rPr>
           <w:lang w:val="fr_FR" w:bidi="fr_FR"/>
         </w:rPr>
         <w:t>), mais il a aussi dû les reprendre lorsqu’ils ont enfreint les limites de l’alliance (</w:t>
       </w:r>
-      <w:hyperlink r:id="rId55">
-        <w:r>
-          <w:rPr>
-            <w:lang w:val="fr_FR" w:bidi="fr_FR"/>
-          </w:rPr>
-          <w:rPr>
-            <w:color w:val="0000EE"/>
-            <w:u w:val="single"/>
-          </w:rPr>
-          <w:t>13.8–15</w:t>
-        </w:r>
-      </w:hyperlink>
+      <w:r>
+        <w:rPr>
+          <w:lang w:val="fr_FR" w:bidi="fr_FR"/>
+        </w:rPr>
+        <w:t>13.8–15</w:t>
+      </w:r>
       <w:r>
         <w:rPr>
           <w:lang w:val="fr_FR" w:bidi="fr_FR"/>
         </w:rPr>
         <w:t xml:space="preserve">; </w:t>
       </w:r>
-      <w:hyperlink r:id="rId56">
-        <w:r>
-          <w:rPr>
-            <w:lang w:val="fr_FR" w:bidi="fr_FR"/>
-          </w:rPr>
-          <w:rPr>
-            <w:color w:val="0000EE"/>
-            <w:u w:val="single"/>
-          </w:rPr>
-          <w:t>15.10–33</w:t>
-        </w:r>
-      </w:hyperlink>
+      <w:r>
+        <w:rPr>
+          <w:lang w:val="fr_FR" w:bidi="fr_FR"/>
+        </w:rPr>
+        <w:t>15.10–33</w:t>
+      </w:r>
       <w:r>
         <w:rPr>
           <w:lang w:val="fr_FR" w:bidi="fr_FR"/>
@@ -1458,108 +1152,72 @@
         </w:rPr>
         <w:t xml:space="preserve">Malgré les grandes désillusions de l’époque des juges et des débuts de la monarchie, la souveraineté de Dieu sur l’histoire d’Israël est restée manifeste : (1) une femme autrefois stérile a mis au monde Samuel, agent de la transition vers la royauté (chap. </w:t>
       </w:r>
-      <w:hyperlink r:id="rId57">
-        <w:r>
-          <w:rPr>
-            <w:lang w:val="fr_FR" w:bidi="fr_FR"/>
-          </w:rPr>
-          <w:rPr>
-            <w:color w:val="0000EE"/>
-            <w:u w:val="single"/>
-          </w:rPr>
-          <w:t>1</w:t>
-        </w:r>
-      </w:hyperlink>
+      <w:r>
+        <w:rPr>
+          <w:lang w:val="fr_FR" w:bidi="fr_FR"/>
+        </w:rPr>
+        <w:t>1</w:t>
+      </w:r>
       <w:r>
         <w:rPr>
           <w:lang w:val="fr_FR" w:bidi="fr_FR"/>
         </w:rPr>
         <w:t xml:space="preserve">) ; (2) une défaite accablante face aux Philistins est devenue victoire sans intervention humaine face à ces mêmes Philistins (chap. </w:t>
       </w:r>
-      <w:hyperlink r:id="rId38">
-        <w:r>
-          <w:rPr>
-            <w:lang w:val="fr_FR" w:bidi="fr_FR"/>
-          </w:rPr>
-          <w:rPr>
-            <w:color w:val="0000EE"/>
-            <w:u w:val="single"/>
-          </w:rPr>
-          <w:t>4–6</w:t>
-        </w:r>
-      </w:hyperlink>
+      <w:r>
+        <w:rPr>
+          <w:lang w:val="fr_FR" w:bidi="fr_FR"/>
+        </w:rPr>
+        <w:t>4–6</w:t>
+      </w:r>
       <w:r>
         <w:rPr>
           <w:lang w:val="fr_FR" w:bidi="fr_FR"/>
         </w:rPr>
         <w:t xml:space="preserve">) ; (3) le roi demandé par le peuple est devenu l’oint de Dieu (chap. </w:t>
       </w:r>
-      <w:hyperlink r:id="rId58">
-        <w:r>
-          <w:rPr>
-            <w:lang w:val="fr_FR" w:bidi="fr_FR"/>
-          </w:rPr>
-          <w:rPr>
-            <w:color w:val="0000EE"/>
-            <w:u w:val="single"/>
-          </w:rPr>
-          <w:t>8–10</w:t>
-        </w:r>
-      </w:hyperlink>
+      <w:r>
+        <w:rPr>
+          <w:lang w:val="fr_FR" w:bidi="fr_FR"/>
+        </w:rPr>
+        <w:t>8–10</w:t>
+      </w:r>
       <w:r>
         <w:rPr>
           <w:lang w:val="fr_FR" w:bidi="fr_FR"/>
         </w:rPr>
         <w:t xml:space="preserve">) ; (4) ce roi a été rejeté par Dieu pour son infidélité (chap. </w:t>
       </w:r>
-      <w:hyperlink r:id="rId34">
-        <w:r>
-          <w:rPr>
-            <w:lang w:val="fr_FR" w:bidi="fr_FR"/>
-          </w:rPr>
-          <w:rPr>
-            <w:color w:val="0000EE"/>
-            <w:u w:val="single"/>
-          </w:rPr>
-          <w:t>13</w:t>
-        </w:r>
-      </w:hyperlink>
+      <w:r>
+        <w:rPr>
+          <w:lang w:val="fr_FR" w:bidi="fr_FR"/>
+        </w:rPr>
+        <w:t>13</w:t>
+      </w:r>
       <w:r>
         <w:rPr>
           <w:lang w:val="fr_FR" w:bidi="fr_FR"/>
         </w:rPr>
         <w:t xml:space="preserve">, </w:t>
       </w:r>
-      <w:hyperlink r:id="rId35">
-        <w:r>
-          <w:rPr>
-            <w:lang w:val="fr_FR" w:bidi="fr_FR"/>
-          </w:rPr>
-          <w:rPr>
-            <w:color w:val="0000EE"/>
-            <w:u w:val="single"/>
-          </w:rPr>
-          <w:t>15</w:t>
-        </w:r>
-      </w:hyperlink>
+      <w:r>
+        <w:rPr>
+          <w:lang w:val="fr_FR" w:bidi="fr_FR"/>
+        </w:rPr>
+        <w:t>15</w:t>
+      </w:r>
       <w:r>
         <w:rPr>
           <w:lang w:val="fr_FR" w:bidi="fr_FR"/>
         </w:rPr>
         <w:t xml:space="preserve">) ; et (5) le huitième fils d'une famille obscure, un homme selon le cœur de Dieu, a été choisi comme futur roi d'Israël (chap. </w:t>
       </w:r>
-      <w:hyperlink r:id="rId59">
-        <w:r>
-          <w:rPr>
-            <w:lang w:val="fr_FR" w:bidi="fr_FR"/>
-          </w:rPr>
-          <w:rPr>
-            <w:color w:val="0000EE"/>
-            <w:u w:val="single"/>
-          </w:rPr>
-          <w:t>16</w:t>
-        </w:r>
-      </w:hyperlink>
+      <w:r>
+        <w:rPr>
+          <w:lang w:val="fr_FR" w:bidi="fr_FR"/>
+        </w:rPr>
+        <w:t>16</w:t>
+      </w:r>
       <w:r>
         <w:rPr>
           <w:lang w:val="fr_FR" w:bidi="fr_FR"/>
@@ -1580,54 +1238,36 @@
         </w:rPr>
         <w:t>Contrairement au règne de Saül, la royauté de David a perduré. Et l’un de ses descendants est devenu plus tard le roi souverain du monde entier. Jésus est l’héritier final du trône de David (</w:t>
       </w:r>
-      <w:hyperlink r:id="rId60">
-        <w:r>
-          <w:rPr>
-            <w:lang w:val="fr_FR" w:bidi="fr_FR"/>
-          </w:rPr>
-          <w:rPr>
-            <w:color w:val="0000EE"/>
-            <w:u w:val="single"/>
-          </w:rPr>
-          <w:t>Jn 7.42</w:t>
-        </w:r>
-      </w:hyperlink>
+      <w:r>
+        <w:rPr>
+          <w:lang w:val="fr_FR" w:bidi="fr_FR"/>
+        </w:rPr>
+        <w:t>Jn 7.42</w:t>
+      </w:r>
       <w:r>
         <w:rPr>
           <w:lang w:val="fr_FR" w:bidi="fr_FR"/>
         </w:rPr>
         <w:t xml:space="preserve"> ; </w:t>
       </w:r>
-      <w:hyperlink r:id="rId61">
-        <w:r>
-          <w:rPr>
-            <w:lang w:val="fr_FR" w:bidi="fr_FR"/>
-          </w:rPr>
-          <w:rPr>
-            <w:color w:val="0000EE"/>
-            <w:u w:val="single"/>
-          </w:rPr>
-          <w:t>Ap 5.5</w:t>
-        </w:r>
-      </w:hyperlink>
+      <w:r>
+        <w:rPr>
+          <w:lang w:val="fr_FR" w:bidi="fr_FR"/>
+        </w:rPr>
+        <w:t>Ap 5.5</w:t>
+      </w:r>
       <w:r>
         <w:rPr>
           <w:lang w:val="fr_FR" w:bidi="fr_FR"/>
         </w:rPr>
         <w:t xml:space="preserve"> ; </w:t>
       </w:r>
-      <w:hyperlink r:id="rId62">
-        <w:r>
-          <w:rPr>
-            <w:lang w:val="fr_FR" w:bidi="fr_FR"/>
-          </w:rPr>
-          <w:rPr>
-            <w:color w:val="0000EE"/>
-            <w:u w:val="single"/>
-          </w:rPr>
-          <w:t>11.15</w:t>
-        </w:r>
-      </w:hyperlink>
+      <w:r>
+        <w:rPr>
+          <w:lang w:val="fr_FR" w:bidi="fr_FR"/>
+        </w:rPr>
+        <w:t>11.15</w:t>
+      </w:r>
       <w:r>
         <w:rPr>
           <w:lang w:val="fr_FR" w:bidi="fr_FR"/>
